--- a/fixtures/notes-keep-next-beside-continuation.docx
+++ b/fixtures/notes-keep-next-beside-continuation.docx
@@ -249,6 +249,66 @@
       </w:pPr>
       <w:r>
         <w:rPr/>
+        <w:t xml:space="preserve">KeepLead25 Spruce body line.</w:t>
+      </w:r>
+    </w:p>
+    <w:p>
+      <w:pPr>
+        <w:widowControl w:val="0"/>
+        <w:spacing w:before="0" w:after="0" w:line="360" w:lineRule="exact"/>
+      </w:pPr>
+      <w:r>
+        <w:rPr/>
+        <w:t xml:space="preserve">KeepLead26 Spruce body line.</w:t>
+      </w:r>
+    </w:p>
+    <w:p>
+      <w:pPr>
+        <w:widowControl w:val="0"/>
+        <w:spacing w:before="0" w:after="0" w:line="360" w:lineRule="exact"/>
+      </w:pPr>
+      <w:r>
+        <w:rPr/>
+        <w:t xml:space="preserve">KeepLead27 Spruce body line.</w:t>
+      </w:r>
+    </w:p>
+    <w:p>
+      <w:pPr>
+        <w:widowControl w:val="0"/>
+        <w:spacing w:before="0" w:after="0" w:line="360" w:lineRule="exact"/>
+      </w:pPr>
+      <w:r>
+        <w:rPr/>
+        <w:t xml:space="preserve">KeepLead28 Spruce body line.</w:t>
+      </w:r>
+    </w:p>
+    <w:p>
+      <w:pPr>
+        <w:widowControl w:val="0"/>
+        <w:spacing w:before="0" w:after="0" w:line="360" w:lineRule="exact"/>
+      </w:pPr>
+      <w:r>
+        <w:rPr/>
+        <w:t xml:space="preserve">KeepLead29 Spruce body line.</w:t>
+      </w:r>
+    </w:p>
+    <w:p>
+      <w:pPr>
+        <w:widowControl w:val="0"/>
+        <w:spacing w:before="0" w:after="0" w:line="360" w:lineRule="exact"/>
+      </w:pPr>
+      <w:r>
+        <w:rPr/>
+        <w:t xml:space="preserve">KeepLead30 Spruce body line.</w:t>
+      </w:r>
+    </w:p>
+    <w:p>
+      <w:pPr>
+        <w:widowControl w:val="0"/>
+        <w:spacing w:before="0" w:after="0" w:line="360" w:lineRule="exact"/>
+      </w:pPr>
+      <w:r>
+        <w:rPr/>
         <w:t xml:space="preserve">KeepCite Spruce register cites the carried note. </w:t>
       </w:r>
       <w:r>
@@ -273,10 +333,11 @@
       <w:pPr>
         <w:widowControl w:val="0"/>
         <w:spacing w:before="0" w:after="0" w:line="360" w:lineRule="exact"/>
-      </w:pPr>
-      <w:r>
-        <w:rPr/>
-        <w:t xml:space="preserve">KeepFollow Spruce paragraph cites a short note. </w:t>
+        <w:keepLines/>
+      </w:pPr>
+      <w:r>
+        <w:rPr/>
+        <w:t xml:space="preserve">KeepFollow01 Spruce kept paragraph line.</w:t>
       </w:r>
       <w:r>
         <w:rPr>
@@ -403,6 +464,286 @@
       <w:r>
         <w:rPr/>
         <w:t xml:space="preserve">KeepTail12 Spruce body line.</w:t>
+      </w:r>
+    </w:p>
+    <w:p>
+      <w:pPr>
+        <w:widowControl w:val="0"/>
+        <w:spacing w:before="0" w:after="0" w:line="360" w:lineRule="exact"/>
+      </w:pPr>
+      <w:r>
+        <w:rPr/>
+        <w:t xml:space="preserve">KeepTail13 Spruce body line.</w:t>
+      </w:r>
+    </w:p>
+    <w:p>
+      <w:pPr>
+        <w:widowControl w:val="0"/>
+        <w:spacing w:before="0" w:after="0" w:line="360" w:lineRule="exact"/>
+      </w:pPr>
+      <w:r>
+        <w:rPr/>
+        <w:t xml:space="preserve">KeepTail14 Spruce body line.</w:t>
+      </w:r>
+    </w:p>
+    <w:p>
+      <w:pPr>
+        <w:widowControl w:val="0"/>
+        <w:spacing w:before="0" w:after="0" w:line="360" w:lineRule="exact"/>
+      </w:pPr>
+      <w:r>
+        <w:rPr/>
+        <w:t xml:space="preserve">KeepTail15 Spruce body line.</w:t>
+      </w:r>
+    </w:p>
+    <w:p>
+      <w:pPr>
+        <w:widowControl w:val="0"/>
+        <w:spacing w:before="0" w:after="0" w:line="360" w:lineRule="exact"/>
+      </w:pPr>
+      <w:r>
+        <w:rPr/>
+        <w:t xml:space="preserve">KeepTail16 Spruce body line.</w:t>
+      </w:r>
+    </w:p>
+    <w:p>
+      <w:pPr>
+        <w:widowControl w:val="0"/>
+        <w:spacing w:before="0" w:after="0" w:line="360" w:lineRule="exact"/>
+      </w:pPr>
+      <w:r>
+        <w:rPr/>
+        <w:t xml:space="preserve">KeepTail17 Spruce body line.</w:t>
+      </w:r>
+    </w:p>
+    <w:p>
+      <w:pPr>
+        <w:widowControl w:val="0"/>
+        <w:spacing w:before="0" w:after="0" w:line="360" w:lineRule="exact"/>
+      </w:pPr>
+      <w:r>
+        <w:rPr/>
+        <w:t xml:space="preserve">KeepTail18 Spruce body line.</w:t>
+      </w:r>
+    </w:p>
+    <w:p>
+      <w:pPr>
+        <w:widowControl w:val="0"/>
+        <w:spacing w:before="0" w:after="0" w:line="360" w:lineRule="exact"/>
+      </w:pPr>
+      <w:r>
+        <w:rPr/>
+        <w:t xml:space="preserve">KeepTail19 Spruce body line.</w:t>
+      </w:r>
+    </w:p>
+    <w:p>
+      <w:pPr>
+        <w:widowControl w:val="0"/>
+        <w:spacing w:before="0" w:after="0" w:line="360" w:lineRule="exact"/>
+      </w:pPr>
+      <w:r>
+        <w:rPr/>
+        <w:t xml:space="preserve">KeepTail20 Spruce body line.</w:t>
+      </w:r>
+    </w:p>
+    <w:p>
+      <w:pPr>
+        <w:widowControl w:val="0"/>
+        <w:spacing w:before="0" w:after="0" w:line="360" w:lineRule="exact"/>
+      </w:pPr>
+      <w:r>
+        <w:rPr/>
+        <w:t xml:space="preserve">KeepTail21 Spruce body line.</w:t>
+      </w:r>
+    </w:p>
+    <w:p>
+      <w:pPr>
+        <w:widowControl w:val="0"/>
+        <w:spacing w:before="0" w:after="0" w:line="360" w:lineRule="exact"/>
+      </w:pPr>
+      <w:r>
+        <w:rPr/>
+        <w:t xml:space="preserve">KeepTail22 Spruce body line.</w:t>
+      </w:r>
+    </w:p>
+    <w:p>
+      <w:pPr>
+        <w:widowControl w:val="0"/>
+        <w:spacing w:before="0" w:after="0" w:line="360" w:lineRule="exact"/>
+      </w:pPr>
+      <w:r>
+        <w:rPr/>
+        <w:t xml:space="preserve">KeepTail23 Spruce body line.</w:t>
+      </w:r>
+    </w:p>
+    <w:p>
+      <w:pPr>
+        <w:widowControl w:val="0"/>
+        <w:spacing w:before="0" w:after="0" w:line="360" w:lineRule="exact"/>
+      </w:pPr>
+      <w:r>
+        <w:rPr/>
+        <w:t xml:space="preserve">KeepTail24 Spruce body line.</w:t>
+      </w:r>
+    </w:p>
+    <w:p>
+      <w:pPr>
+        <w:widowControl w:val="0"/>
+        <w:spacing w:before="0" w:after="0" w:line="360" w:lineRule="exact"/>
+      </w:pPr>
+      <w:r>
+        <w:rPr/>
+        <w:t xml:space="preserve">KeepTail25 Spruce body line.</w:t>
+      </w:r>
+    </w:p>
+    <w:p>
+      <w:pPr>
+        <w:widowControl w:val="0"/>
+        <w:spacing w:before="0" w:after="0" w:line="360" w:lineRule="exact"/>
+      </w:pPr>
+      <w:r>
+        <w:rPr/>
+        <w:t xml:space="preserve">KeepTail26 Spruce body line.</w:t>
+      </w:r>
+    </w:p>
+    <w:p>
+      <w:pPr>
+        <w:widowControl w:val="0"/>
+        <w:spacing w:before="0" w:after="0" w:line="360" w:lineRule="exact"/>
+      </w:pPr>
+      <w:r>
+        <w:rPr/>
+        <w:t xml:space="preserve">KeepTail27 Spruce body line.</w:t>
+      </w:r>
+    </w:p>
+    <w:p>
+      <w:pPr>
+        <w:widowControl w:val="0"/>
+        <w:spacing w:before="0" w:after="0" w:line="360" w:lineRule="exact"/>
+      </w:pPr>
+      <w:r>
+        <w:rPr/>
+        <w:t xml:space="preserve">KeepTail28 Spruce body line.</w:t>
+      </w:r>
+    </w:p>
+    <w:p>
+      <w:pPr>
+        <w:widowControl w:val="0"/>
+        <w:spacing w:before="0" w:after="0" w:line="360" w:lineRule="exact"/>
+      </w:pPr>
+      <w:r>
+        <w:rPr/>
+        <w:t xml:space="preserve">KeepTail29 Spruce body line.</w:t>
+      </w:r>
+    </w:p>
+    <w:p>
+      <w:pPr>
+        <w:widowControl w:val="0"/>
+        <w:spacing w:before="0" w:after="0" w:line="360" w:lineRule="exact"/>
+      </w:pPr>
+      <w:r>
+        <w:rPr/>
+        <w:t xml:space="preserve">KeepTail30 Spruce body line.</w:t>
+      </w:r>
+    </w:p>
+    <w:p>
+      <w:pPr>
+        <w:widowControl w:val="0"/>
+        <w:spacing w:before="0" w:after="0" w:line="360" w:lineRule="exact"/>
+      </w:pPr>
+      <w:r>
+        <w:rPr/>
+        <w:t xml:space="preserve">KeepTail31 Spruce body line.</w:t>
+      </w:r>
+    </w:p>
+    <w:p>
+      <w:pPr>
+        <w:widowControl w:val="0"/>
+        <w:spacing w:before="0" w:after="0" w:line="360" w:lineRule="exact"/>
+      </w:pPr>
+      <w:r>
+        <w:rPr/>
+        <w:t xml:space="preserve">KeepTail32 Spruce body line.</w:t>
+      </w:r>
+    </w:p>
+    <w:p>
+      <w:pPr>
+        <w:widowControl w:val="0"/>
+        <w:spacing w:before="0" w:after="0" w:line="360" w:lineRule="exact"/>
+      </w:pPr>
+      <w:r>
+        <w:rPr/>
+        <w:t xml:space="preserve">KeepTail33 Spruce body line.</w:t>
+      </w:r>
+    </w:p>
+    <w:p>
+      <w:pPr>
+        <w:widowControl w:val="0"/>
+        <w:spacing w:before="0" w:after="0" w:line="360" w:lineRule="exact"/>
+      </w:pPr>
+      <w:r>
+        <w:rPr/>
+        <w:t xml:space="preserve">KeepTail34 Spruce body line.</w:t>
+      </w:r>
+    </w:p>
+    <w:p>
+      <w:pPr>
+        <w:widowControl w:val="0"/>
+        <w:spacing w:before="0" w:after="0" w:line="360" w:lineRule="exact"/>
+      </w:pPr>
+      <w:r>
+        <w:rPr/>
+        <w:t xml:space="preserve">KeepTail35 Spruce body line.</w:t>
+      </w:r>
+    </w:p>
+    <w:p>
+      <w:pPr>
+        <w:widowControl w:val="0"/>
+        <w:spacing w:before="0" w:after="0" w:line="360" w:lineRule="exact"/>
+      </w:pPr>
+      <w:r>
+        <w:rPr/>
+        <w:t xml:space="preserve">KeepTail36 Spruce body line.</w:t>
+      </w:r>
+    </w:p>
+    <w:p>
+      <w:pPr>
+        <w:widowControl w:val="0"/>
+        <w:spacing w:before="0" w:after="0" w:line="360" w:lineRule="exact"/>
+      </w:pPr>
+      <w:r>
+        <w:rPr/>
+        <w:t xml:space="preserve">KeepTail37 Spruce body line.</w:t>
+      </w:r>
+    </w:p>
+    <w:p>
+      <w:pPr>
+        <w:widowControl w:val="0"/>
+        <w:spacing w:before="0" w:after="0" w:line="360" w:lineRule="exact"/>
+      </w:pPr>
+      <w:r>
+        <w:rPr/>
+        <w:t xml:space="preserve">KeepTail38 Spruce body line.</w:t>
+      </w:r>
+    </w:p>
+    <w:p>
+      <w:pPr>
+        <w:widowControl w:val="0"/>
+        <w:spacing w:before="0" w:after="0" w:line="360" w:lineRule="exact"/>
+      </w:pPr>
+      <w:r>
+        <w:rPr/>
+        <w:t xml:space="preserve">KeepTail39 Spruce body line.</w:t>
+      </w:r>
+    </w:p>
+    <w:p>
+      <w:pPr>
+        <w:widowControl w:val="0"/>
+        <w:spacing w:before="0" w:after="0" w:line="360" w:lineRule="exact"/>
+      </w:pPr>
+      <w:r>
+        <w:rPr/>
+        <w:t xml:space="preserve">KeepTail40 Spruce body line.</w:t>
       </w:r>
     </w:p>
     <w:sectPr>
@@ -681,6 +1022,66 @@
         <w:t xml:space="preserve">KeepCarried024 Spruce note line.</w:t>
       </w:r>
     </w:p>
+    <w:p>
+      <w:pPr>
+        <w:widowControl w:val="0"/>
+        <w:spacing w:before="0" w:after="0" w:line="360" w:lineRule="exact"/>
+      </w:pPr>
+      <w:r>
+        <w:rPr/>
+        <w:t xml:space="preserve">KeepCarried025 Spruce note line.</w:t>
+      </w:r>
+    </w:p>
+    <w:p>
+      <w:pPr>
+        <w:widowControl w:val="0"/>
+        <w:spacing w:before="0" w:after="0" w:line="360" w:lineRule="exact"/>
+      </w:pPr>
+      <w:r>
+        <w:rPr/>
+        <w:t xml:space="preserve">KeepCarried026 Spruce note line.</w:t>
+      </w:r>
+    </w:p>
+    <w:p>
+      <w:pPr>
+        <w:widowControl w:val="0"/>
+        <w:spacing w:before="0" w:after="0" w:line="360" w:lineRule="exact"/>
+      </w:pPr>
+      <w:r>
+        <w:rPr/>
+        <w:t xml:space="preserve">KeepCarried027 Spruce note line.</w:t>
+      </w:r>
+    </w:p>
+    <w:p>
+      <w:pPr>
+        <w:widowControl w:val="0"/>
+        <w:spacing w:before="0" w:after="0" w:line="360" w:lineRule="exact"/>
+      </w:pPr>
+      <w:r>
+        <w:rPr/>
+        <w:t xml:space="preserve">KeepCarried028 Spruce note line.</w:t>
+      </w:r>
+    </w:p>
+    <w:p>
+      <w:pPr>
+        <w:widowControl w:val="0"/>
+        <w:spacing w:before="0" w:after="0" w:line="360" w:lineRule="exact"/>
+      </w:pPr>
+      <w:r>
+        <w:rPr/>
+        <w:t xml:space="preserve">KeepCarried029 Spruce note line.</w:t>
+      </w:r>
+    </w:p>
+    <w:p>
+      <w:pPr>
+        <w:widowControl w:val="0"/>
+        <w:spacing w:before="0" w:after="0" w:line="360" w:lineRule="exact"/>
+      </w:pPr>
+      <w:r>
+        <w:rPr/>
+        <w:t xml:space="preserve">KeepCarried030 Spruce note line.</w:t>
+      </w:r>
+    </w:p>
   </w:footnote>
   <w:footnote w:id="2">
     <w:p>
@@ -701,6 +1102,16 @@
       <w:r>
         <w:rPr/>
         <w:t xml:space="preserve">KeepNoteTwo001 Spruce note line.</w:t>
+      </w:r>
+    </w:p>
+    <w:p>
+      <w:pPr>
+        <w:widowControl w:val="0"/>
+        <w:spacing w:before="0" w:after="0" w:line="360" w:lineRule="exact"/>
+      </w:pPr>
+      <w:r>
+        <w:rPr/>
+        <w:t xml:space="preserve">KeepNoteTwo002 Spruce note line.</w:t>
       </w:r>
     </w:p>
   </w:footnote>
